--- a/docs/libro/Music_Business_Para_Todos_Os_Humanos_IM_Music_PT.docx
+++ b/docs/libro/Music_Business_Para_Todos_Os_Humanos_IM_Music_PT.docx
@@ -18,7 +18,7 @@
               <a:graphicData uri="http://schemas.openxmlformats.org/drawingml/2006/picture">
                 <pic:pic>
                   <pic:nvPicPr>
-                    <pic:cNvPr id="0" name="portada_music_business.png"/>
+                    <pic:cNvPr id="0" name="portada_music_business_PT.png"/>
                     <pic:cNvPicPr/>
                   </pic:nvPicPr>
                   <pic:blipFill>
